--- a/Roberto Albino Junior.docx
+++ b/Roberto Albino Junior.docx
@@ -905,11 +905,98 @@
       <w:pPr>
         <w:pStyle w:val="Heading3"/>
       </w:pPr>
-      <w:bookmarkStart w:id="34" w:name="X6d4315bd179d35add7287fae26bcb28bb821011"/>
+      <w:bookmarkStart w:id="34" w:name="orla.tech---anbima"/>
+      <w:r>
+        <w:t xml:space="preserve">Orla.tech - ANBIMA</w:t>
+      </w:r>
+      <w:bookmarkEnd w:id="34"/>
+    </w:p>
+    <w:p>
+      <w:pPr>
+        <w:pStyle w:val="FirstParagraph"/>
+      </w:pPr>
+      <w:r>
+        <w:rPr>
+          <w:b/>
+        </w:rPr>
+        <w:t xml:space="preserve">Technical Lead</w:t>
+      </w:r>
+      <w:r>
+        <w:br/>
+      </w:r>
+      <w:r>
+        <w:t xml:space="preserve">Jul 2025 - Present</w:t>
+      </w:r>
+    </w:p>
+    <w:p>
+      <w:pPr>
+        <w:numPr>
+          <w:ilvl w:val="0"/>
+          <w:numId w:val="1010"/>
+        </w:numPr>
+        <w:pStyle w:val="Compact"/>
+      </w:pPr>
+      <w:r>
+        <w:t xml:space="preserve">Acting at ANBIMA, one of the largest financial institutions in Brazil</w:t>
+      </w:r>
+    </w:p>
+    <w:p>
+      <w:pPr>
+        <w:numPr>
+          <w:ilvl w:val="0"/>
+          <w:numId w:val="1010"/>
+        </w:numPr>
+        <w:pStyle w:val="Compact"/>
+      </w:pPr>
+      <w:r>
+        <w:t xml:space="preserve">Led a 3-developer team to build a file-processing architecture from scratch between Jul 2025 and Dec 2025</w:t>
+      </w:r>
+    </w:p>
+    <w:p>
+      <w:pPr>
+        <w:numPr>
+          <w:ilvl w:val="0"/>
+          <w:numId w:val="1010"/>
+        </w:numPr>
+        <w:pStyle w:val="Compact"/>
+      </w:pPr>
+      <w:r>
+        <w:t xml:space="preserve">Defined and led the technical architecture using Java, AWS, Java Lambdas, Step Functions, S3, SQS, RDS, and Kubernetes</w:t>
+      </w:r>
+    </w:p>
+    <w:p>
+      <w:pPr>
+        <w:numPr>
+          <w:ilvl w:val="0"/>
+          <w:numId w:val="1010"/>
+        </w:numPr>
+        <w:pStyle w:val="Compact"/>
+      </w:pPr>
+      <w:r>
+        <w:t xml:space="preserve">Led product understanding with stakeholders and translated complex requirements into clear implementation plans for the team</w:t>
+      </w:r>
+    </w:p>
+    <w:p>
+      <w:pPr>
+        <w:numPr>
+          <w:ilvl w:val="0"/>
+          <w:numId w:val="1010"/>
+        </w:numPr>
+        <w:pStyle w:val="Compact"/>
+      </w:pPr>
+      <w:r>
+        <w:t xml:space="preserve">Simplified complex technical decisions and enabled faster delivery across the squad</w:t>
+      </w:r>
+    </w:p>
+    <w:p>
+      <w:pPr>
+        <w:pStyle w:val="Heading3"/>
+      </w:pPr>
+      <w:bookmarkStart w:id="35" w:name="X6d4315bd179d35add7287fae26bcb28bb821011"/>
       <w:r>
         <w:t xml:space="preserve">SPASSU - Brazilian Superior Court of Justice (STJ)</w:t>
       </w:r>
-      <w:bookmarkEnd w:id="34"/>
+      <w:bookmarkEnd w:id="35"/>
     </w:p>
     <w:p>
       <w:pPr>
@@ -925,14 +1012,14 @@
         <w:br/>
       </w:r>
       <w:r>
-        <w:t xml:space="preserve">Apr 2024 - Present</w:t>
-      </w:r>
-    </w:p>
-    <w:p>
-      <w:pPr>
-        <w:numPr>
-          <w:ilvl w:val="0"/>
-          <w:numId w:val="1010"/>
+        <w:t xml:space="preserve">Apr 2024 - Jul 2025</w:t>
+      </w:r>
+    </w:p>
+    <w:p>
+      <w:pPr>
+        <w:numPr>
+          <w:ilvl w:val="0"/>
+          <w:numId w:val="1011"/>
         </w:numPr>
         <w:pStyle w:val="Compact"/>
       </w:pPr>
@@ -944,7 +1031,7 @@
       <w:pPr>
         <w:numPr>
           <w:ilvl w:val="0"/>
-          <w:numId w:val="1010"/>
+          <w:numId w:val="1011"/>
         </w:numPr>
         <w:pStyle w:val="Compact"/>
       </w:pPr>
@@ -956,7 +1043,7 @@
       <w:pPr>
         <w:numPr>
           <w:ilvl w:val="0"/>
-          <w:numId w:val="1010"/>
+          <w:numId w:val="1011"/>
         </w:numPr>
         <w:pStyle w:val="Compact"/>
       </w:pPr>
@@ -968,7 +1055,7 @@
       <w:pPr>
         <w:numPr>
           <w:ilvl w:val="0"/>
-          <w:numId w:val="1010"/>
+          <w:numId w:val="1011"/>
         </w:numPr>
         <w:pStyle w:val="Compact"/>
       </w:pPr>
@@ -980,11 +1067,11 @@
       <w:pPr>
         <w:pStyle w:val="Heading3"/>
       </w:pPr>
-      <w:bookmarkStart w:id="35" w:name="nttdata---itau-bank"/>
+      <w:bookmarkStart w:id="36" w:name="nttdata---itau-bank"/>
       <w:r>
         <w:t xml:space="preserve">NTTDATA - Itau Bank</w:t>
       </w:r>
-      <w:bookmarkEnd w:id="35"/>
+      <w:bookmarkEnd w:id="36"/>
     </w:p>
     <w:p>
       <w:pPr>
@@ -1007,7 +1094,7 @@
       <w:pPr>
         <w:numPr>
           <w:ilvl w:val="0"/>
-          <w:numId w:val="1011"/>
+          <w:numId w:val="1012"/>
         </w:numPr>
         <w:pStyle w:val="Compact"/>
       </w:pPr>
@@ -1019,7 +1106,7 @@
       <w:pPr>
         <w:numPr>
           <w:ilvl w:val="0"/>
-          <w:numId w:val="1011"/>
+          <w:numId w:val="1012"/>
         </w:numPr>
         <w:pStyle w:val="Compact"/>
       </w:pPr>
@@ -1031,7 +1118,7 @@
       <w:pPr>
         <w:numPr>
           <w:ilvl w:val="0"/>
-          <w:numId w:val="1011"/>
+          <w:numId w:val="1012"/>
         </w:numPr>
         <w:pStyle w:val="Compact"/>
       </w:pPr>
@@ -1043,7 +1130,7 @@
       <w:pPr>
         <w:numPr>
           <w:ilvl w:val="0"/>
-          <w:numId w:val="1011"/>
+          <w:numId w:val="1012"/>
         </w:numPr>
         <w:pStyle w:val="Compact"/>
       </w:pPr>
@@ -1055,7 +1142,7 @@
       <w:pPr>
         <w:numPr>
           <w:ilvl w:val="0"/>
-          <w:numId w:val="1011"/>
+          <w:numId w:val="1012"/>
         </w:numPr>
         <w:pStyle w:val="Compact"/>
       </w:pPr>
@@ -1067,11 +1154,11 @@
       <w:pPr>
         <w:pStyle w:val="Heading3"/>
       </w:pPr>
-      <w:bookmarkStart w:id="36" w:name="betha-sistemas"/>
+      <w:bookmarkStart w:id="37" w:name="betha-sistemas"/>
       <w:r>
         <w:t xml:space="preserve">Betha Sistemas</w:t>
       </w:r>
-      <w:bookmarkEnd w:id="36"/>
+      <w:bookmarkEnd w:id="37"/>
     </w:p>
     <w:p>
       <w:pPr>
@@ -1094,7 +1181,7 @@
       <w:pPr>
         <w:numPr>
           <w:ilvl w:val="0"/>
-          <w:numId w:val="1012"/>
+          <w:numId w:val="1013"/>
         </w:numPr>
         <w:pStyle w:val="Compact"/>
       </w:pPr>
@@ -1106,7 +1193,7 @@
       <w:pPr>
         <w:numPr>
           <w:ilvl w:val="0"/>
-          <w:numId w:val="1012"/>
+          <w:numId w:val="1013"/>
         </w:numPr>
         <w:pStyle w:val="Compact"/>
       </w:pPr>
@@ -1118,7 +1205,7 @@
       <w:pPr>
         <w:numPr>
           <w:ilvl w:val="0"/>
-          <w:numId w:val="1012"/>
+          <w:numId w:val="1013"/>
         </w:numPr>
         <w:pStyle w:val="Compact"/>
       </w:pPr>
@@ -1130,7 +1217,7 @@
       <w:pPr>
         <w:numPr>
           <w:ilvl w:val="0"/>
-          <w:numId w:val="1012"/>
+          <w:numId w:val="1013"/>
         </w:numPr>
         <w:pStyle w:val="Compact"/>
       </w:pPr>
@@ -1142,11 +1229,11 @@
       <w:pPr>
         <w:pStyle w:val="Heading3"/>
       </w:pPr>
-      <w:bookmarkStart w:id="37" w:name="sistema-info"/>
+      <w:bookmarkStart w:id="38" w:name="sistema-info"/>
       <w:r>
         <w:t xml:space="preserve">Sistema Info</w:t>
       </w:r>
-      <w:bookmarkEnd w:id="37"/>
+      <w:bookmarkEnd w:id="38"/>
     </w:p>
     <w:p>
       <w:pPr>
@@ -1169,7 +1256,7 @@
       <w:pPr>
         <w:numPr>
           <w:ilvl w:val="0"/>
-          <w:numId w:val="1013"/>
+          <w:numId w:val="1014"/>
         </w:numPr>
         <w:pStyle w:val="Compact"/>
       </w:pPr>
@@ -1181,7 +1268,7 @@
       <w:pPr>
         <w:numPr>
           <w:ilvl w:val="0"/>
-          <w:numId w:val="1013"/>
+          <w:numId w:val="1014"/>
         </w:numPr>
         <w:pStyle w:val="Compact"/>
       </w:pPr>
@@ -1193,11 +1280,11 @@
       <w:pPr>
         <w:pStyle w:val="Heading3"/>
       </w:pPr>
-      <w:bookmarkStart w:id="38" w:name="damyller"/>
+      <w:bookmarkStart w:id="39" w:name="damyller"/>
       <w:r>
         <w:t xml:space="preserve">Damyller</w:t>
       </w:r>
-      <w:bookmarkEnd w:id="38"/>
+      <w:bookmarkEnd w:id="39"/>
     </w:p>
     <w:p>
       <w:pPr>
@@ -1220,7 +1307,7 @@
       <w:pPr>
         <w:numPr>
           <w:ilvl w:val="0"/>
-          <w:numId w:val="1014"/>
+          <w:numId w:val="1015"/>
         </w:numPr>
         <w:pStyle w:val="Compact"/>
       </w:pPr>
@@ -1232,7 +1319,7 @@
       <w:pPr>
         <w:numPr>
           <w:ilvl w:val="0"/>
-          <w:numId w:val="1014"/>
+          <w:numId w:val="1015"/>
         </w:numPr>
         <w:pStyle w:val="Compact"/>
       </w:pPr>
@@ -1244,7 +1331,7 @@
       <w:pPr>
         <w:numPr>
           <w:ilvl w:val="0"/>
-          <w:numId w:val="1014"/>
+          <w:numId w:val="1015"/>
         </w:numPr>
         <w:pStyle w:val="Compact"/>
       </w:pPr>
@@ -1256,7 +1343,7 @@
       <w:pPr>
         <w:numPr>
           <w:ilvl w:val="0"/>
-          <w:numId w:val="1014"/>
+          <w:numId w:val="1015"/>
         </w:numPr>
         <w:pStyle w:val="Compact"/>
       </w:pPr>
@@ -1268,7 +1355,7 @@
       <w:pPr>
         <w:numPr>
           <w:ilvl w:val="0"/>
-          <w:numId w:val="1014"/>
+          <w:numId w:val="1015"/>
         </w:numPr>
         <w:pStyle w:val="Compact"/>
       </w:pPr>
@@ -1280,21 +1367,21 @@
       <w:pPr>
         <w:pStyle w:val="Heading2"/>
       </w:pPr>
-      <w:bookmarkStart w:id="39" w:name="education"/>
+      <w:bookmarkStart w:id="40" w:name="education"/>
       <w:r>
         <w:t xml:space="preserve">Education</w:t>
       </w:r>
-      <w:bookmarkEnd w:id="39"/>
+      <w:bookmarkEnd w:id="40"/>
     </w:p>
     <w:p>
       <w:pPr>
         <w:pStyle w:val="Heading3"/>
       </w:pPr>
-      <w:bookmarkStart w:id="40" w:name="bachelors-degree-in-information-systems"/>
+      <w:bookmarkStart w:id="41" w:name="bachelors-degree-in-information-systems"/>
       <w:r>
         <w:t xml:space="preserve">Bachelor’s Degree in Information Systems</w:t>
       </w:r>
-      <w:bookmarkEnd w:id="40"/>
+      <w:bookmarkEnd w:id="41"/>
     </w:p>
     <w:p>
       <w:pPr>
@@ -1308,17 +1395,17 @@
       <w:pPr>
         <w:pStyle w:val="Heading2"/>
       </w:pPr>
-      <w:bookmarkStart w:id="41" w:name="certifications"/>
+      <w:bookmarkStart w:id="42" w:name="certifications"/>
       <w:r>
         <w:t xml:space="preserve">Certifications</w:t>
       </w:r>
-      <w:bookmarkEnd w:id="41"/>
-    </w:p>
-    <w:p>
-      <w:pPr>
-        <w:numPr>
-          <w:ilvl w:val="0"/>
-          <w:numId w:val="1015"/>
+      <w:bookmarkEnd w:id="42"/>
+    </w:p>
+    <w:p>
+      <w:pPr>
+        <w:numPr>
+          <w:ilvl w:val="0"/>
+          <w:numId w:val="1016"/>
         </w:numPr>
         <w:pStyle w:val="Compact"/>
       </w:pPr>
@@ -1330,17 +1417,17 @@
       <w:pPr>
         <w:pStyle w:val="Heading2"/>
       </w:pPr>
-      <w:bookmarkStart w:id="42" w:name="languages"/>
+      <w:bookmarkStart w:id="43" w:name="languages"/>
       <w:r>
         <w:t xml:space="preserve">Languages</w:t>
       </w:r>
-      <w:bookmarkEnd w:id="42"/>
-    </w:p>
-    <w:p>
-      <w:pPr>
-        <w:numPr>
-          <w:ilvl w:val="0"/>
-          <w:numId w:val="1016"/>
+      <w:bookmarkEnd w:id="43"/>
+    </w:p>
+    <w:p>
+      <w:pPr>
+        <w:numPr>
+          <w:ilvl w:val="0"/>
+          <w:numId w:val="1017"/>
         </w:numPr>
         <w:pStyle w:val="Compact"/>
       </w:pPr>
@@ -1352,7 +1439,7 @@
       <w:pPr>
         <w:numPr>
           <w:ilvl w:val="0"/>
-          <w:numId w:val="1016"/>
+          <w:numId w:val="1017"/>
         </w:numPr>
         <w:pStyle w:val="Compact"/>
       </w:pPr>
@@ -1645,6 +1732,9 @@
     <w:abstractNumId w:val="991"/>
   </w:num>
   <w:num w:numId="1016">
+    <w:abstractNumId w:val="991"/>
+  </w:num>
+  <w:num w:numId="1017">
     <w:abstractNumId w:val="991"/>
   </w:num>
 </w:numbering>

--- a/Roberto Albino Junior.docx
+++ b/Roberto Albino Junior.docx
@@ -919,7 +919,7 @@
         <w:rPr>
           <w:b/>
         </w:rPr>
-        <w:t xml:space="preserve">Technical Lead</w:t>
+        <w:t xml:space="preserve">Senior Backend Software Developer</w:t>
       </w:r>
       <w:r>
         <w:br/>
